--- a/Output/COED_Cadeau_SAAMOU _ GENEZIO.docx
+++ b/Output/COED_Cadeau_SAAMOU _ GENEZIO.docx
@@ -56,7 +56,7 @@
           <w:color w:val="FF0000"/>
           <w:b/>
         </w:rPr>
-        <w:t xml:space="preserve">TH Records</w:t>
+        <w:t xml:space="preserve">TH RECORDS</w:t>
       </w:r>
       <w:r>
         <w:rPr>
@@ -238,7 +238,7 @@
           <w:color w:val="FF0000"/>
           <w:b/>
         </w:rPr>
-        <w:t xml:space="preserve">Bellum Publishing</w:t>
+        <w:t xml:space="preserve">BELLUM PUBLISHING</w:t>
       </w:r>
       <w:r>
         <w:rPr>
@@ -1104,7 +1104,7 @@
           <w:color w:val="FF0000"/>
           <w:b/>
         </w:rPr>
-        <w:t xml:space="preserve">Warner Chapell Music France</w:t>
+        <w:t xml:space="preserve">WARNER CHAPELL MUSIC FRANCE</w:t>
       </w:r>
       <w:r>
         <w:rPr>
@@ -1341,7 +1341,7 @@
           <w:bCs/>
           <w:color w:val="FF0000"/>
         </w:rPr>
-        <w:t xml:space="preserve">TH Records, Bellum Publishing, JOUUUE PUBLISHING, BARRADA Sami, LONGUE VIE PUBLISHING, LE PACTE PUBLISHING et Warner Chapell Music France ont décidé d’éditer conjointement l’œuvre suivante (ci-après l’ŒUVRE) :</w:t>
+        <w:t xml:space="preserve">TH RECORDS, BELLUM PUBLISHING, JOUUUE PUBLISHING, BARRADA Sami, LONGUE VIE PUBLISHING, LE PACTE PUBLISHING et WARNER CHAPELL MUSIC FRANCE ont décidé d’éditer conjointement l’œuvre suivante (ci-après l’ŒUVRE) :</w:t>
       </w:r>
       <w:proofErr w:type="spellStart"/>
       <w:proofErr w:type="gramStart"/>
@@ -1389,7 +1389,7 @@
           <w:iCs/>
           <w:color w:val="FF0000"/>
         </w:rPr>
-        <w:t xml:space="preserve">Paroles : Saamou et GENEZIO </w:t>
+        <w:t xml:space="preserve">Paroles : SAAMOU et GENEZIO </w:t>
       </w:r>
       <w:proofErr w:type="spellStart"/>
       <w:proofErr w:type="spellEnd"/>
@@ -1443,7 +1443,7 @@
         <w:ind w:left="0" w:right="27" w:firstLine="0"/>
       </w:pPr>
       <w:r>
-        <w:t xml:space="preserve">Il est entendu que TH Records, Bellum Publishing, JOUUUE PUBLISHING, BARRADA Sami, LONGUE VIE PUBLISHING, LE PACTE PUBLISHING et Warner Chapell Music France sont considérés comme « ÉDITEUR ORIGINAL » de l’ŒUVRE.</w:t>
+        <w:t xml:space="preserve">Il est entendu que TH RECORDS, BELLUM PUBLISHING, JOUUUE PUBLISHING, BARRADA Sami, LONGUE VIE PUBLISHING, LE PACTE PUBLISHING et WARNER CHAPELL MUSIC FRANCE sont considérés comme « ÉDITEUR ORIGINAL » de l’ŒUVRE.</w:t>
       </w:r>
       <w:proofErr w:type="spellStart"/>
       <w:proofErr w:type="spellEnd"/>
@@ -1528,19 +1528,19 @@
         <w:rPr>
           <w:color w:val="FF0000"/>
         </w:rPr>
-        <w:t xml:space="preserve">25,00% (vingt-quatre virgule 100 pour cent) : JOUUUE PUBLISHING</w:t>
+        <w:t xml:space="preserve">25,00% (vingt-cinq pour cent) : JOUUUE PUBLISHING</w:t>
         <w:br/>
-        <w:t xml:space="preserve">16,67% (seize virgule soixante-sept pour cent) : Warner Chapell Music France</w:t>
+        <w:t xml:space="preserve">16,667% (seize virgule six cent soixante-sept pour cent) : WARNER CHAPELL MUSIC FRANCE</w:t>
         <w:br/>
-        <w:t xml:space="preserve">16,67% (seize virgule soixante-sept pour cent) : BARRADA Sami</w:t>
+        <w:t xml:space="preserve">16,665% (seize virgule six cent soixante-cinq pour cent) : BARRADA Sami</w:t>
         <w:br/>
-        <w:t xml:space="preserve">12,50% (douze virgule cinquante pour cent) : TH Records</w:t>
+        <w:t xml:space="preserve">12,50% (douze virgule cinq cent pour cent) : TH RECORDS</w:t>
         <w:br/>
-        <w:t xml:space="preserve">12,50% (douze virgule cinquante pour cent) : Bellum Publishing</w:t>
+        <w:t xml:space="preserve">12,50% (douze virgule cinq cent pour cent) : BELLUM PUBLISHING</w:t>
         <w:br/>
-        <w:t xml:space="preserve">11,67% (onze virgule soixante-sept pour cent) : LE PACTE PUBLISHING</w:t>
+        <w:t xml:space="preserve">11,668% (onze virgule six cent soixante-huit pour cent) : LE PACTE PUBLISHING</w:t>
         <w:br/>
-        <w:t xml:space="preserve">5,00% (quatre virgule 100 pour cent) : LONGUE VIE PUBLISHING</w:t>
+        <w:t xml:space="preserve">5,00% (cinq pour cent) : LONGUE VIE PUBLISHING</w:t>
       </w:r>
       <w:proofErr w:type="spellStart"/>
       <w:proofErr w:type="gramStart"/>
@@ -1632,7 +1632,7 @@
           <w:bCs/>
           <w:color w:val="FF0000"/>
         </w:rPr>
-        <w:t xml:space="preserve">Bellum Publishing se chargera, à ses frais, des formalités nécessaires pour la déclaration de l’ŒUVRE auprès des sociétés d’auteur. Les CO-ÉDITEURS leur fourniront toutes les informations et documents utiles à cet effet. Les bulletins seront signés par toutes LES PARTIES.</w:t>
+        <w:t xml:space="preserve">BELLUM PUBLISHING se chargera, à ses frais, des formalités nécessaires pour la déclaration de l’ŒUVRE auprès des sociétés d’auteur. Les CO-ÉDITEURS leur fourniront toutes les informations et documents utiles à cet effet. Les bulletins seront signés par toutes LES PARTIES.</w:t>
       </w:r>
       <w:proofErr w:type="spellStart"/>
       <w:proofErr w:type="spellEnd"/>
@@ -1656,7 +1656,7 @@
           <w:b/>
           <w:color w:val="FF0000"/>
         </w:rPr>
-        <w:t xml:space="preserve">Bellum Publishing  assurera l’impression graphique, la vente, la distribution des formats ainsi que le règlement des rémunérations dues respectivement aux CO-ÉDITEURS et aux auteurs à ce titre.</w:t>
+        <w:t xml:space="preserve">BELLUM PUBLISHING  assurera l’impression graphique, la vente, la distribution des formats ainsi que le règlement des rémunérations dues respectivement aux CO-ÉDITEURS et aux auteurs à ce titre.</w:t>
       </w:r>
       <w:proofErr w:type="gramStart"/>
       <w:proofErr w:type="gramEnd"/>
@@ -1700,7 +1700,7 @@
           <w:bCs/>
           <w:color w:val="FF0000"/>
         </w:rPr>
-        <w:t xml:space="preserve">©  TH Records / Bellum Publishing / JOUUUE PUBLISHING / BARRADA Sami / LONGUE VIE PUBLISHING / LE PACTE PUBLISHING / Warner Chapell Music France</w:t>
+        <w:t xml:space="preserve">©  TH RECORDS / BELLUM PUBLISHING / JOUUUE PUBLISHING / BARRADA Sami / LONGUE VIE PUBLISHING / LE PACTE PUBLISHING / WARNER CHAPELL MUSIC FRANCE</w:t>
       </w:r>
       <w:proofErr w:type="spellStart"/>
       <w:proofErr w:type="gramEnd"/>
@@ -1729,7 +1729,7 @@
           <w:bCs/>
           <w:color w:val="FF0000"/>
         </w:rPr>
-        <w:t xml:space="preserve">TH Records, Bellum Publishing, JOUUUE PUBLISHING, BARRADA Sami, LONGUE VIE PUBLISHING, LE PACTE PUBLISHING et Warner Chapell Music France, assureront conjointement la promotion des œuvres.</w:t>
+        <w:t xml:space="preserve">TH RECORDS, BELLUM PUBLISHING, JOUUUE PUBLISHING, BARRADA Sami, LONGUE VIE PUBLISHING, LE PACTE PUBLISHING et WARNER CHAPELL MUSIC FRANCE, assureront conjointement la promotion des œuvres.</w:t>
       </w:r>
       <w:proofErr w:type="spellStart"/>
       <w:proofErr w:type="gramStart"/>
@@ -1804,7 +1804,7 @@
         <w:rPr>
           <w:color w:val="70AD47" w:themeColor="accent6"/>
         </w:rPr>
-        <w:t xml:space="preserve">convenu que TH Records, Bellum Publishing, JOUUUE PUBLISHING, BARRADA Sami, LONGUE VIE PUBLISHING, LE PACTE PUBLISHING et Warner Chapell Music France  donnent d’ores et déjà leur accord pour le relevé et l’impression de la partition, afin de pouvoir procéder aux dépôts auprès des Organismes de collective et indépendants et assurer l’exploitation graphique de l’Œuvre.</w:t>
+        <w:t xml:space="preserve">convenu que TH RECORDS, BELLUM PUBLISHING, JOUUUE PUBLISHING, BARRADA Sami, LONGUE VIE PUBLISHING, LE PACTE PUBLISHING et WARNER CHAPELL MUSIC FRANCE  donnent d’ores et déjà leur accord pour le relevé et l’impression de la partition, afin de pouvoir procéder aux dépôts auprès des Organismes de collective et indépendants et assurer l’exploitation graphique de l’Œuvre.</w:t>
       </w:r>
       <w:proofErr w:type="gramEnd"/>
       <w:proofErr w:type="spellStart"/>
@@ -1845,7 +1845,7 @@
           <w:b/>
           <w:color w:val="FF0000"/>
         </w:rPr>
-        <w:t xml:space="preserve">TH Records (pour son propre compte), Bellum Publishing (pour son propre compte), JOUUUE PUBLISHING (pour son propre compte), BARRADA Sami (pour son propre compte), LONGUE VIE PUBLISHING (pour son propre compte), LE PACTE PUBLISHING (pour son propre compte) et Warner Chapell Music France (pour son propre compte) , seront habilités à traiter, pour leur propre compte et dans la limite de la quote-part des droits qu’il représente dans l’ŒUVRE, la sous-édition de l’ŒUVRE dans les pays étrangers, auprès des sous-éditeurs de son choix.</w:t>
+        <w:t xml:space="preserve">TH RECORDS (pour son propre compte), BELLUM PUBLISHING (pour son propre compte), JOUUUE PUBLISHING (pour son propre compte), BARRADA Sami (pour son propre compte) et WARNER CHAPELL MUSIC FRANCE (pour son propre compte) , seront habilités à traiter, pour leur propre compte et dans la limite de la quote-part des droits qu’il représente dans l’ŒUVRE, la sous-édition de l’ŒUVRE dans les pays étrangers, auprès des sous-éditeurs de son choix.</w:t>
       </w:r>
       <w:proofErr w:type="spellStart"/>
       <w:proofErr w:type="gramStart"/>
@@ -1865,7 +1865,7 @@
         <w:rPr>
           <w:color w:val="FF0000"/>
         </w:rPr>
-        <w:t xml:space="preserve">Sur les sommes perçues par lui, TH Records se chargera de régler à Sissoko Moussa, pour son propre compte,  la part des redevances lui revenant sur celles que TH Records a perçues si celle-ci n’est pas répartie directement par les organismes de gestion collective ou Indépendants.</w:t>
+        <w:t xml:space="preserve">Sur les sommes perçues par lui, TH RECORDS se chargera de régler à Moussa SISSOKO, pour son propre compte,  la part des redevances lui revenant sur celles que TH RECORDS a perçues si celle-ci n’est pas répartie directement par les organismes de gestion collective ou Indépendants.</w:t>
       </w:r>
       <w:proofErr w:type="spellStart"/>
       <w:proofErr w:type="gramStart"/>
@@ -1885,7 +1885,7 @@
         <w:rPr>
           <w:color w:val="FF0000"/>
         </w:rPr>
-        <w:t xml:space="preserve">Sur les sommes perçues par lui, Bellum Publishing se chargera de régler à Sissoko Moussa, pour son propre compte,  la part des redevances lui revenant sur celles que Bellum Publishing a perçues si celle-ci n’est pas répartie directement par les organismes de gestion collective ou Indépendants.</w:t>
+        <w:t xml:space="preserve">Sur les sommes perçues par lui, BELLUM PUBLISHING se chargera de régler à Moussa SISSOKO, pour son propre compte,  la part des redevances lui revenant sur celles que BELLUM PUBLISHING a perçues si celle-ci n’est pas répartie directement par les organismes de gestion collective ou Indépendants.</w:t>
       </w:r>
     </w:p>
     <w:p>
@@ -1901,7 +1901,7 @@
         <w:rPr>
           <w:color w:val="FF0000"/>
         </w:rPr>
-        <w:t xml:space="preserve">Sur les sommes perçues par lui, JOUUUE PUBLISHING se chargera de régler à MAKANGOU Yoan, pour son propre compte,  la part des redevances lui revenant sur celles que JOUUUE PUBLISHING a perçues si celle-ci n’est pas répartie directement par les organismes de gestion collective ou Indépendants.</w:t>
+        <w:t xml:space="preserve">Sur les sommes perçues par lui, JOUUUE PUBLISHING se chargera de régler à Yoan MAKANGOU, pour son propre compte,  la part des redevances lui revenant sur celles que JOUUUE PUBLISHING a perçues si celle-ci n’est pas répartie directement par les organismes de gestion collective ou Indépendants.</w:t>
       </w:r>
     </w:p>
     <w:p>
@@ -1917,7 +1917,7 @@
         <w:rPr>
           <w:color w:val="FF0000"/>
         </w:rPr>
-        <w:t xml:space="preserve">Sur les sommes perçues par lui, BARRADA Sami (EACA) se chargera de sa propre rémunération.</w:t>
+        <w:t xml:space="preserve">Sur les sommes perçues par lui, Sami BARRADA (EACA) se chargera de sa propre rémunération.</w:t>
       </w:r>
     </w:p>
     <w:p>
@@ -1933,39 +1933,7 @@
         <w:rPr>
           <w:color w:val="FF0000"/>
         </w:rPr>
-        <w:t xml:space="preserve">Sur les sommes perçues par lui, LONGUE VIE PUBLISHING se chargera de régler à KHOURY-RODRIGUEZ Andy et EMAM Bahi, pour son propre compte,  la part des redevances lui revenant sur celles que LONGUE VIE PUBLISHING a perçues si celle-ci n’est pas répartie directement par les organismes de gestion collective ou Indépendants.</w:t>
-      </w:r>
-    </w:p>
-    <w:p>
-      <w:pPr>
-        <w:spacing w:after="296" w:line="269" w:lineRule="auto"/>
-        <w:ind w:left="0" w:firstLine="0"/>
-        <w:jc w:val="left"/>
-        <w:rPr>
-          <w:color w:val="FF0000"/>
-        </w:rPr>
-      </w:pPr>
-      <w:r>
-        <w:rPr>
-          <w:color w:val="FF0000"/>
-        </w:rPr>
-        <w:t xml:space="preserve">Sur les sommes perçues par lui, LE PACTE PUBLISHING se chargera de régler à KHOURY-RODRIGUEZ Andy et EMAM Bahi, pour son propre compte,  la part des redevances lui revenant sur celles que LE PACTE PUBLISHING a perçues si celle-ci n’est pas répartie directement par les organismes de gestion collective ou Indépendants.</w:t>
-      </w:r>
-    </w:p>
-    <w:p>
-      <w:pPr>
-        <w:spacing w:after="296" w:line="269" w:lineRule="auto"/>
-        <w:ind w:left="0" w:firstLine="0"/>
-        <w:jc w:val="left"/>
-        <w:rPr>
-          <w:color w:val="FF0000"/>
-        </w:rPr>
-      </w:pPr>
-      <w:r>
-        <w:rPr>
-          <w:color w:val="FF0000"/>
-        </w:rPr>
-        <w:t xml:space="preserve">Sur les sommes perçues par lui, Warner Chapell Music France se chargera de régler à KHOURY-RODRIGUEZ Andy et EMAM Bahi, pour son propre compte,  la part des redevances lui revenant sur celles que Warner Chapell Music France a perçues si celle-ci n’est pas répartie directement par les organismes de gestion collective ou Indépendants.</w:t>
+        <w:t xml:space="preserve">Sur les sommes perçues par lui, WARNER CHAPELL MUSIC FRANCE se chargera de régler à Andy KHOURY-RODRIGUEZ et Bahi EMAM, pour son propre compte, et ceux de LONGUE VIE PUBLISHING et LE PACTE PUBLISHING,  la part des redevances leur revenant sur celles que WARNER CHAPELL MUSIC FRANCE a perçues si celle-ci n’est pas répartie directement par les organismes de gestion collective ou Indépendants.</w:t>
       </w:r>
     </w:p>
     <w:bookmarkEnd w:id="0"/>
@@ -2018,7 +1986,7 @@
         <w:rPr>
           <w:color w:val="FF0000"/>
         </w:rPr>
-        <w:t xml:space="preserve">TH Records se chargera, pour son propre compte, de la négociation et de la signature de toutes licences d’exploitation de l’ŒUVRE qui ne relèvent pas de la compétence des organismes de gestion collective ou indépendants. Il encaissera seul les redevances dues en contrepartie de ces licences, dans la limite de la quote-part des droits qu’il représente dans l’ŒUVRE et se chargera ensuite de régler à Sissoko Moussa ,   la part lui revenant sur ces redevances.</w:t>
+        <w:t xml:space="preserve">TH RECORDS se chargera, pour son propre compte, de la négociation et de la signature de toutes licences d’exploitation de l’ŒUVRE qui ne relèvent pas de la compétence des organismes de gestion collective ou indépendants. Il encaissera seul les redevances dues en contrepartie de ces licences, dans la limite de la quote-part des droits qu’il représente dans l’ŒUVRE et se chargera ensuite de régler à Moussa SISSOKO ,   la part lui revenant sur ces redevances.</w:t>
       </w:r>
       <w:proofErr w:type="spellStart"/>
       <w:proofErr w:type="gramStart"/>
@@ -2037,7 +2005,7 @@
         <w:rPr>
           <w:color w:val="FF0000"/>
         </w:rPr>
-        <w:t xml:space="preserve">Bellum Publishing se chargera, pour son propre compte, de la négociation et de la signature de toutes licences d’exploitation de l’ŒUVRE qui ne relèvent pas de la compétence des organismes de gestion collective ou indépendants. Il encaissera seul les redevances dues en contrepartie de ces licences, dans la limite de la quote-part des droits qu’il représente dans l’ŒUVRE et se chargera ensuite de régler à Sissoko Moussa ,   la part lui revenant sur ces redevances.</w:t>
+        <w:t xml:space="preserve">BELLUM PUBLISHING se chargera, pour son propre compte, de la négociation et de la signature de toutes licences d’exploitation de l’ŒUVRE qui ne relèvent pas de la compétence des organismes de gestion collective ou indépendants. Il encaissera seul les redevances dues en contrepartie de ces licences, dans la limite de la quote-part des droits qu’il représente dans l’ŒUVRE et se chargera ensuite de régler à Moussa SISSOKO ,   la part lui revenant sur ces redevances.</w:t>
       </w:r>
     </w:p>
     <w:p>
@@ -2052,7 +2020,7 @@
         <w:rPr>
           <w:color w:val="FF0000"/>
         </w:rPr>
-        <w:t xml:space="preserve">JOUUUE PUBLISHING se chargera, pour son propre compte, de la négociation et de la signature de toutes licences d’exploitation de l’ŒUVRE qui ne relèvent pas de la compétence des organismes de gestion collective ou indépendants. Il encaissera seul les redevances dues en contrepartie de ces licences, dans la limite de la quote-part des droits qu’il représente dans l’ŒUVRE et se chargera ensuite de régler à MAKANGOU Yoan ,   la part lui revenant sur ces redevances.</w:t>
+        <w:t xml:space="preserve">JOUUUE PUBLISHING se chargera, pour son propre compte, de la négociation et de la signature de toutes licences d’exploitation de l’ŒUVRE qui ne relèvent pas de la compétence des organismes de gestion collective ou indépendants. Il encaissera seul les redevances dues en contrepartie de ces licences, dans la limite de la quote-part des droits qu’il représente dans l’ŒUVRE et se chargera ensuite de régler à Yoan MAKANGOU ,   la part lui revenant sur ces redevances.</w:t>
       </w:r>
     </w:p>
     <w:p>
@@ -2067,7 +2035,7 @@
         <w:rPr>
           <w:color w:val="FF0000"/>
         </w:rPr>
-        <w:t xml:space="preserve">BARRADA Sami se chargera, pour son propre compte, de la négociation et de la signature de toutes licences d’exploitation de l’ŒUVRE qui ne relèvent pas de la compétence des organismes de gestion collective ou indépendants. Il encaissera seul les redevances dues en contrepartie de ces licences, dans la limite de la quote-part des droits qu’il représente dans l’ŒUVRE et se chargera ensuite de sa propre rémunération.</w:t>
+        <w:t xml:space="preserve">Sami BARRADA se chargera, pour son propre compte, de la négociation et de la signature de toutes licences d’exploitation de l’ŒUVRE qui ne relèvent pas de la compétence des organismes de gestion collective ou indépendants. Il encaissera seul les redevances dues en contrepartie de ces licences, dans la limite de la quote-part des droits qu’il représente dans l’ŒUVRE et se chargera ensuite de sa propre rémunération.</w:t>
       </w:r>
     </w:p>
     <w:p>
@@ -2082,37 +2050,7 @@
         <w:rPr>
           <w:color w:val="FF0000"/>
         </w:rPr>
-        <w:t xml:space="preserve">LONGUE VIE PUBLISHING se chargera, pour son propre compte, de la négociation et de la signature de toutes licences d’exploitation de l’ŒUVRE qui ne relèvent pas de la compétence des organismes de gestion collective ou indépendants. Il encaissera seul les redevances dues en contrepartie de ces licences, dans la limite de la quote-part des droits qu’il représente dans l’ŒUVRE et se chargera ensuite de régler à KHOURY-RODRIGUEZ Andy et EMAM Bahi ,   la part lui revenant sur ces redevances.</w:t>
-      </w:r>
-    </w:p>
-    <w:p>
-      <w:pPr>
-        <w:ind w:left="0" w:firstLine="0"/>
-        <w:jc w:val="left"/>
-        <w:rPr>
-          <w:color w:val="FF0000"/>
-        </w:rPr>
-      </w:pPr>
-      <w:r>
-        <w:rPr>
-          <w:color w:val="FF0000"/>
-        </w:rPr>
-        <w:t xml:space="preserve">LE PACTE PUBLISHING se chargera, pour son propre compte, de la négociation et de la signature de toutes licences d’exploitation de l’ŒUVRE qui ne relèvent pas de la compétence des organismes de gestion collective ou indépendants. Il encaissera seul les redevances dues en contrepartie de ces licences, dans la limite de la quote-part des droits qu’il représente dans l’ŒUVRE et se chargera ensuite de régler à KHOURY-RODRIGUEZ Andy et EMAM Bahi ,   la part lui revenant sur ces redevances.</w:t>
-      </w:r>
-    </w:p>
-    <w:p>
-      <w:pPr>
-        <w:ind w:left="0" w:firstLine="0"/>
-        <w:jc w:val="left"/>
-        <w:rPr>
-          <w:color w:val="FF0000"/>
-        </w:rPr>
-      </w:pPr>
-      <w:r>
-        <w:rPr>
-          <w:color w:val="FF0000"/>
-        </w:rPr>
-        <w:t xml:space="preserve">Warner Chapell Music France se chargera, pour son propre compte, de la négociation et de la signature de toutes licences d’exploitation de l’ŒUVRE qui ne relèvent pas de la compétence des organismes de gestion collective ou indépendants. Il encaissera seul les redevances dues en contrepartie de ces licences, dans la limite de la quote-part des droits qu’il représente dans l’ŒUVRE et se chargera ensuite de régler à KHOURY-RODRIGUEZ Andy et EMAM Bahi ,   la part lui revenant sur ces redevances.</w:t>
+        <w:t xml:space="preserve">WARNER CHAPELL MUSIC FRANCE se chargera, pour son propre compte, de la négociation et de la signature de toutes licences d’exploitation de l’ŒUVRE qui ne relèvent pas de la compétence des organismes de gestion collective ou indépendants. Il encaissera seul les redevances dues en contrepartie de ces licences, dans la limite de la quote-part des droits qu’il représente dans l’ŒUVRE et se chargera ensuite de régler à Andy KHOURY-RODRIGUEZ et Bahi EMAM ,   la part lui revenant sur ces redevances.</w:t>
       </w:r>
     </w:p>
     <w:p>
@@ -2175,7 +2113,7 @@
           <w:bCs/>
           <w:color w:val="FF0000"/>
         </w:rPr>
-        <w:t xml:space="preserve">Bellum Publishing garantit TH Records, Bellum Publishing, JOUUUE PUBLISHING, BARRADA Sami, LONGUE VIE PUBLISHING, LE PACTE PUBLISHING et Warner Chapell Music France contre tout recours, revendication, demande ou action de tout ou partie des auteur(s)</w:t>
+        <w:t xml:space="preserve">BELLUM PUBLISHING garantit TH RECORDS, BELLUM PUBLISHING, JOUUUE PUBLISHING, BARRADA Sami, LONGUE VIE PUBLISHING, LE PACTE PUBLISHING et WARNER CHAPELL MUSIC FRANCE contre tout recours, revendication, demande ou action de tout ou partie des auteur(s)</w:t>
       </w:r>
       <w:proofErr w:type="spellStart"/>
       <w:proofErr w:type="spellEnd"/>
@@ -2218,7 +2156,7 @@
           <w:bCs/>
           <w:color w:val="FF0000"/>
         </w:rPr>
-        <w:t xml:space="preserve">TH Records, Bellum Publishing, JOUUUE PUBLISHING, BARRADA Sami, LONGUE VIE PUBLISHING, LE PACTE PUBLISHING et Warner Chapell Music France se garantissent mutuellement contre tout recours, revendication, demande ou action des</w:t>
+        <w:t xml:space="preserve">TH RECORDS, BELLUM PUBLISHING, JOUUUE PUBLISHING, BARRADA Sami, LONGUE VIE PUBLISHING, LE PACTE PUBLISHING et WARNER CHAPELL MUSIC FRANCE se garantissent mutuellement contre tout recours, revendication, demande ou action des</w:t>
       </w:r>
       <w:proofErr w:type="spellStart"/>
       <w:proofErr w:type="gramStart"/>
@@ -2334,7 +2272,7 @@
         <w:ind w:left="0" w:right="27" w:firstLine="0"/>
       </w:pPr>
       <w:r>
-        <w:t xml:space="preserve">L’envoi des décomptes se fera soit par courrier postal à l’adresse indiquée en en-tête du présent contrat soit par un moyen électronique de communication (courrier électronique ou mise à disposition sur un portail dédié aux fins de téléchargement ou tout moyen similaire). TH Records, JOUUUE PUBLISHING, BARRADA Sami, LONGUE VIE PUBLISHING, LE PACTE PUBLISHING et Warner Chapell Music France communiqueront leur adresse de courrier électronique à Bellum Publishing  avant la première échéance de reddition des comptes.</w:t>
+        <w:t xml:space="preserve">L’envoi des décomptes se fera soit par courrier postal à l’adresse indiquée en en-tête du présent contrat soit par un moyen électronique de communication (courrier électronique ou mise à disposition sur un portail dédié aux fins de téléchargement ou tout moyen similaire). TH RECORDS, JOUUUE PUBLISHING, BARRADA Sami, LONGUE VIE PUBLISHING, LE PACTE PUBLISHING et WARNER CHAPELL MUSIC FRANCE communiqueront leur adresse de courrier électronique à BELLUM PUBLISHING  avant la première échéance de reddition des comptes.</w:t>
       </w:r>
       <w:proofErr w:type="spellStart"/>
       <w:proofErr w:type="gramStart"/>
@@ -2353,7 +2291,7 @@
           <w:bCs/>
           <w:color w:val="FF0000"/>
         </w:rPr>
-        <w:t xml:space="preserve">TH Records, JOUUUE PUBLISHING, BARRADA Sami, LONGUE VIE PUBLISHING, LE PACTE PUBLISHING et Warner Chapell Music France s’engagent à informer par tous moyens de tout changement ultérieur de leurs coordonnées postales ou électroniques, Bellum Publishing  ne pouvant être tenue responsable au cas où les états de comptes seraient adressés à une adresse obsolète.</w:t>
+        <w:t xml:space="preserve">TH RECORDS, JOUUUE PUBLISHING, BARRADA Sami, LONGUE VIE PUBLISHING, LE PACTE PUBLISHING et WARNER CHAPELL MUSIC FRANCE s’engagent à informer par tous moyens de tout changement ultérieur de leurs coordonnées postales ou électroniques, BELLUM PUBLISHING  ne pouvant être tenue responsable au cas où les états de comptes seraient adressés à une adresse obsolète.</w:t>
       </w:r>
       <w:proofErr w:type="spellStart"/>
       <w:proofErr w:type="gramStart"/>
@@ -2399,7 +2337,7 @@
           <w:bCs/>
           <w:color w:val="FF0000"/>
         </w:rPr>
-        <w:t xml:space="preserve">TH Records, JOUUUE PUBLISHING, BARRADA Sami, LONGUE VIE PUBLISHING, LE PACTE PUBLISHING et Warner Chapell Music France auront la faculté de faire vérifier les comptes établis par Bellum Publishing par une personne tenue, de par sa profession, au secret professionnel. Ce contrôle aura lieu au siège social de Bellum Publishing, à des jours et heures ouvrés, sous réserve de prévenir Bellum Publishing  par lettre recommandée avec avis de réception et d’observer un préavis minimum de 30 (trente) jours.</w:t>
+        <w:t xml:space="preserve">TH RECORDS, JOUUUE PUBLISHING, BARRADA Sami, LONGUE VIE PUBLISHING, LE PACTE PUBLISHING et WARNER CHAPELL MUSIC FRANCE auront la faculté de faire vérifier les comptes établis par BELLUM PUBLISHING par une personne tenue, de par sa profession, au secret professionnel. Ce contrôle aura lieu au siège social de BELLUM PUBLISHING, à des jours et heures ouvrés, sous réserve de prévenir BELLUM PUBLISHING  par lettre recommandée avec avis de réception et d’observer un préavis minimum de 30 (trente) jours.</w:t>
       </w:r>
       <w:proofErr w:type="spellStart"/>
       <w:proofErr w:type="gramStart"/>
@@ -2415,7 +2353,7 @@
         <w:ind w:left="0" w:right="27" w:firstLine="0"/>
       </w:pPr>
       <w:r>
-        <w:t xml:space="preserve">Le contrôleur pourra se faire communiquer tous les documents comptables et tous justificatifs des comptes. Il établira un rapport d’audit et le communiquera à Bellum Publishing  dans le mois suivant la prise de connaissance des documents comptables précités, afin que ce dernier puisse faire toutes observations utiles.</w:t>
+        <w:t xml:space="preserve">Le contrôleur pourra se faire communiquer tous les documents comptables et tous justificatifs des comptes. Il établira un rapport d’audit et le communiquera à BELLUM PUBLISHING  dans le mois suivant la prise de connaissance des documents comptables précités, afin que ce dernier puisse faire toutes observations utiles.</w:t>
       </w:r>
       <w:proofErr w:type="gramStart"/>
       <w:proofErr w:type="gramEnd"/>
@@ -2425,7 +2363,7 @@
         <w:ind w:left="0" w:right="27" w:firstLine="0"/>
       </w:pPr>
       <w:r>
-        <w:t xml:space="preserve">Dans l’hypothèse où à l’issue de cet audit contradictoire un écart serait constaté au détriment de, la somme reconnue comme étant due à TH Records ou à JOUUUE PUBLISHING ou à BARRADA Sami ou à LONGUE VIE PUBLISHING ou à LE PACTE PUBLISHING ou à Warner Chapell Music France  sera immédiatement portée au crédit de son compte.</w:t>
+        <w:t xml:space="preserve">Dans l’hypothèse où à l’issue de cet audit contradictoire un écart serait constaté au détriment de, la somme reconnue comme étant due à TH RECORDS ou à JOUUUE PUBLISHING ou à BARRADA Sami ou à LONGUE VIE PUBLISHING ou à LE PACTE PUBLISHING ou à WARNER CHAPELL MUSIC FRANCE  sera immédiatement portée au crédit de son compte.</w:t>
       </w:r>
       <w:proofErr w:type="spellStart"/>
       <w:proofErr w:type="gramStart"/>
@@ -2471,7 +2409,7 @@
         <w:ind w:left="0" w:right="124" w:firstLine="0"/>
       </w:pPr>
       <w:r>
-        <w:t xml:space="preserve">En aucun cas TH Records ou Bellum Publishing ou JOUUUE PUBLISHING ou BARRADA Sami ou LONGUE VIE PUBLISHING ou LE PACTE PUBLISHING ou Warner Chapell Music France, ne pourront céder la part de l’ŒUVRE qui leur revient à une tierce personne sans en aviser préalablement l’autre partie, lui donnant obligatoirement priorité pour le rachat, à conditions égales, conformément aux dispositions de l’article 1873-12 du Code civil, sauf en cas de cession globale de fonds de commerce.</w:t>
+        <w:t xml:space="preserve">En aucun cas TH RECORDS ou BELLUM PUBLISHING ou JOUUUE PUBLISHING ou BARRADA Sami ou LONGUE VIE PUBLISHING ou LE PACTE PUBLISHING ou WARNER CHAPELL MUSIC FRANCE, ne pourront céder la part de l’ŒUVRE qui leur revient à une tierce personne sans en aviser préalablement l’autre partie, lui donnant obligatoirement priorité pour le rachat, à conditions égales, conformément aux dispositions de l’article 1873-12 du Code civil, sauf en cas de cession globale de fonds de commerce.</w:t>
       </w:r>
       <w:proofErr w:type="spellStart"/>
       <w:proofErr w:type="spellEnd"/>
@@ -2497,7 +2435,7 @@
         <w:ind w:left="0" w:right="121" w:firstLine="0"/>
       </w:pPr>
       <w:r>
-        <w:t xml:space="preserve">Le présent contrat continuera à produire ses effets nonobstant d’éventuelles modifications susceptibles d’intervenir au cours de son exécution dans la forme juridique et/ou la personnalité morale de TH Records ou Bellum Publishing ou JOUUUE PUBLISHING ou BARRADA Sami ou LONGUE VIE PUBLISHING ou LE PACTE PUBLISHING ou Warner Chapell Music France . Ainsi, et notamment en cas d’absorption ou de fusion, la personne morale qui pourra se trouver aux droits de TH Records ou de Bellum Publishing ou de JOUUUE PUBLISHING ou de BARRADA Sami ou de LONGUE VIE PUBLISHING ou de LE PACTE PUBLISHING ou de Warner Chapell Music France sera substituée aux bénéfices et charges résultant des présentes et sera, en conséquence, garante de son exécution pour la période restant à courir.</w:t>
+        <w:t xml:space="preserve">Le présent contrat continuera à produire ses effets nonobstant d’éventuelles modifications susceptibles d’intervenir au cours de son exécution dans la forme juridique et/ou la personnalité morale de TH RECORDS ou BELLUM PUBLISHING ou JOUUUE PUBLISHING ou BARRADA Sami ou LONGUE VIE PUBLISHING ou LE PACTE PUBLISHING ou WARNER CHAPELL MUSIC FRANCE . Ainsi, et notamment en cas d’absorption ou de fusion, la personne morale qui pourra se trouver aux droits de TH RECORDS ou de BELLUM PUBLISHING ou de JOUUUE PUBLISHING ou de BARRADA Sami ou de LONGUE VIE PUBLISHING ou de LE PACTE PUBLISHING ou de WARNER CHAPELL MUSIC FRANCE sera substituée aux bénéfices et charges résultant des présentes et sera, en conséquence, garante de son exécution pour la période restant à courir.</w:t>
       </w:r>
       <w:proofErr w:type="spellStart"/>
       <w:proofErr w:type="spellEnd"/>
@@ -2640,7 +2578,7 @@
           <w:bCs/>
           <w:color w:val="FF0000"/>
         </w:rPr>
-        <w:t xml:space="preserve">TH Records, Bellum Publishing, JOUUUE PUBLISHING, BARRADA Sami, LONGUE VIE PUBLISHING, LE PACTE PUBLISHING et Warner Chapell Music France élisent domicile à l’adresse figurant en tête des présentes et s’engagent à se signaler mutuellement toute modification de leurs coordonnées dans le mois suivant ladite modification.</w:t>
+        <w:t xml:space="preserve">TH RECORDS, BELLUM PUBLISHING, JOUUUE PUBLISHING, BARRADA Sami, LONGUE VIE PUBLISHING, LE PACTE PUBLISHING et WARNER CHAPELL MUSIC FRANCE élisent domicile à l’adresse figurant en tête des présentes et s’engagent à se signaler mutuellement toute modification de leurs coordonnées dans le mois suivant ladite modification.</w:t>
       </w:r>
       <w:proofErr w:type="spellStart"/>
       <w:proofErr w:type="gramStart"/>
@@ -2754,7 +2692,7 @@
               <w:rPr>
                 <w:color w:val="FF0000"/>
               </w:rPr>
-              <w:t xml:space="preserve">TH Records</w:t>
+              <w:t xml:space="preserve">TH RECORDS</w:t>
               <w:br/>
               <w:t xml:space="preserve">Editeur</w:t>
               <w:br/>
@@ -2787,7 +2725,7 @@
               <w:rPr>
                 <w:color w:val="FF0000"/>
               </w:rPr>
-              <w:t xml:space="preserve">Bellum Publishing</w:t>
+              <w:t xml:space="preserve">BELLUM PUBLISHING</w:t>
               <w:br/>
               <w:t xml:space="preserve">Editeur</w:t>
               <w:br/>
@@ -2954,7 +2892,7 @@
               <w:rPr>
                 <w:color w:val="FF0000"/>
               </w:rPr>
-              <w:t xml:space="preserve">Warner Chapell Music France</w:t>
+              <w:t xml:space="preserve">WARNER CHAPELL MUSIC FRANCE</w:t>
               <w:br/>
               <w:t xml:space="preserve">Editeur</w:t>
               <w:br/>
